--- a/fuentes/CF1_62650004_DU.docx
+++ b/fuentes/CF1_62650004_DU.docx
@@ -2777,6 +2777,7 @@
       <w:r>
         <w:rPr>
           <w:rStyle w:val="Extranjerismo"/>
+          <w:lang w:val="es-CO"/>
         </w:rPr>
         <w:t>spas</w:t>
       </w:r>
@@ -4622,15 +4623,14 @@
         <w:rPr>
           <w:lang w:val="es-419" w:eastAsia="es-CO"/>
         </w:rPr>
-        <w:t>Comprender el funcionamiento del mercado turístico y las dinámicas del sistema turístico es fundamental para diseñar estrategias eficientes, promover el desarrollo sostenible de los destinos, mejorar la competitividad del sector y asegurar experiencias de calidad para los visitantes.</w:t>
-      </w:r>
-    </w:p>
-    <w:p>
-      <w:pPr>
-        <w:rPr>
-          <w:lang w:val="es-419" w:eastAsia="es-CO"/>
-        </w:rPr>
-      </w:pPr>
+        <w:t>Conocer y comprender estas relaciones comerciales es indispensable para mejorarlas, formalizarlas o establecerlas, en caso de que aún no existan. De esta manera, la cadena de valor se convierte en una herramienta de planificación y gestión participativa, que impulsa la cohesión territorial, la innovación y la diversificación de la oferta turística, beneficiando tanto a las comunidades receptoras como a los visitantes</w:t>
+      </w:r>
+      <w:r>
+        <w:rPr>
+          <w:lang w:val="es-419" w:eastAsia="es-CO"/>
+        </w:rPr>
+        <w:t>.</w:t>
+      </w:r>
     </w:p>
     <w:p>
       <w:pPr>
@@ -4713,6 +4713,12 @@
           <w:lang w:val="es-419" w:eastAsia="es-CO"/>
         </w:rPr>
       </w:pPr>
+      <w:r>
+        <w:t>Fuente:</w:t>
+      </w:r>
+      <w:r>
+        <w:t xml:space="preserve"> </w:t>
+      </w:r>
       <w:hyperlink r:id="rId23" w:history="1">
         <w:r>
           <w:rPr>
@@ -5311,6 +5317,7 @@
       <w:r>
         <w:rPr>
           <w:rStyle w:val="Extranjerismo"/>
+          <w:lang w:val="es-CO"/>
         </w:rPr>
         <w:t>spas</w:t>
       </w:r>
@@ -5915,7 +5922,13 @@
         <w:rPr>
           <w:lang w:val="es-419" w:eastAsia="es-CO"/>
         </w:rPr>
-        <w:t>viajero ético y comprometido que busca generar impacto positivo, elige alojamientos responsables y apoya prácticas sostenibles, justas e inclusivas en el destino.</w:t>
+        <w:t>V</w:t>
+      </w:r>
+      <w:r>
+        <w:rPr>
+          <w:lang w:val="es-419" w:eastAsia="es-CO"/>
+        </w:rPr>
+        <w:t>iajero ético y comprometido que busca generar impacto positivo, elige alojamientos responsables y apoya prácticas sostenibles, justas e inclusivas en el destino.</w:t>
       </w:r>
     </w:p>
     <w:p>
@@ -6713,6 +6726,7 @@
       <w:r>
         <w:rPr>
           <w:rStyle w:val="Extranjerismo"/>
+          <w:lang w:val="es-CO"/>
         </w:rPr>
         <w:t>spas</w:t>
       </w:r>
@@ -7110,7 +7124,7 @@
           <w:kern w:val="0"/>
           <w:szCs w:val="28"/>
           <w:bdr w:val="none" w:sz="0" w:space="0" w:color="auto" w:frame="1"/>
-          <w:lang w:val="en-US" w:eastAsia="es-CO"/>
+          <w:lang w:eastAsia="es-CO"/>
           <w14:ligatures w14:val="none"/>
         </w:rPr>
       </w:pPr>
@@ -7144,34 +7158,10 @@
             <w:kern w:val="0"/>
             <w:szCs w:val="28"/>
             <w:bdr w:val="none" w:sz="0" w:space="0" w:color="auto" w:frame="1"/>
-            <w:lang w:val="en-US" w:eastAsia="es-CO"/>
+            <w:lang w:eastAsia="es-CO"/>
             <w14:ligatures w14:val="none"/>
           </w:rPr>
-          <w:t>https://www.entornoturistico.com/caracteristicas-de-los-servicios-turisticos</w:t>
-        </w:r>
-        <w:r>
-          <w:rPr>
-            <w:rStyle w:val="Hipervnculo"/>
-            <w:rFonts w:eastAsia="Times New Roman" w:cstheme="minorHAnsi"/>
-            <w:kern w:val="0"/>
-            <w:szCs w:val="28"/>
-            <w:bdr w:val="none" w:sz="0" w:space="0" w:color="auto" w:frame="1"/>
-            <w:lang w:val="en-US" w:eastAsia="es-CO"/>
-            <w14:ligatures w14:val="none"/>
-          </w:rPr>
-          <w:t xml:space="preserve"> </w:t>
-        </w:r>
-        <w:r>
-          <w:rPr>
-            <w:rStyle w:val="Hipervnculo"/>
-            <w:rFonts w:eastAsia="Times New Roman" w:cstheme="minorHAnsi"/>
-            <w:kern w:val="0"/>
-            <w:szCs w:val="28"/>
-            <w:bdr w:val="none" w:sz="0" w:space="0" w:color="auto" w:frame="1"/>
-            <w:lang w:val="en-US" w:eastAsia="es-CO"/>
-            <w14:ligatures w14:val="none"/>
-          </w:rPr>
-          <w:t>/</w:t>
+          <w:t>https://www.entornoturistico.com/caracteristicas-de-los-servicios-turisticos /</w:t>
         </w:r>
       </w:hyperlink>
       <w:r>
@@ -7180,7 +7170,7 @@
           <w:kern w:val="0"/>
           <w:szCs w:val="28"/>
           <w:bdr w:val="none" w:sz="0" w:space="0" w:color="auto" w:frame="1"/>
-          <w:lang w:val="en-US" w:eastAsia="es-CO"/>
+          <w:lang w:eastAsia="es-CO"/>
           <w14:ligatures w14:val="none"/>
         </w:rPr>
         <w:t xml:space="preserve"> </w:t>
@@ -7311,7 +7301,7 @@
           <w:kern w:val="0"/>
           <w:szCs w:val="28"/>
           <w:bdr w:val="none" w:sz="0" w:space="0" w:color="auto" w:frame="1"/>
-          <w:lang w:val="en-US" w:eastAsia="es-CO"/>
+          <w:lang w:eastAsia="es-CO"/>
           <w14:ligatures w14:val="none"/>
         </w:rPr>
         <w:t>Socatelli</w:t>
@@ -7323,7 +7313,7 @@
           <w:kern w:val="0"/>
           <w:szCs w:val="28"/>
           <w:bdr w:val="none" w:sz="0" w:space="0" w:color="auto" w:frame="1"/>
-          <w:lang w:val="en-US" w:eastAsia="es-CO"/>
+          <w:lang w:eastAsia="es-CO"/>
           <w14:ligatures w14:val="none"/>
         </w:rPr>
         <w:t xml:space="preserve"> P. M. A. (2013). </w:t>
@@ -7817,7 +7807,13 @@
               <w:pStyle w:val="TextoTablas"/>
             </w:pPr>
             <w:r>
-              <w:t>Experta Temática</w:t>
+              <w:t xml:space="preserve">Experta </w:t>
+            </w:r>
+            <w:r>
+              <w:t>t</w:t>
+            </w:r>
+            <w:r>
+              <w:t>emática</w:t>
             </w:r>
           </w:p>
         </w:tc>
@@ -7945,7 +7941,15 @@
               <w:pStyle w:val="TextoTablas"/>
             </w:pPr>
             <w:r>
-              <w:t>Diego Fernando Herrera Ardila</w:t>
+              <w:t xml:space="preserve">Pedro Alonso </w:t>
+            </w:r>
+            <w:proofErr w:type="spellStart"/>
+            <w:r>
+              <w:t>Bolivar</w:t>
+            </w:r>
+            <w:proofErr w:type="spellEnd"/>
+            <w:r>
+              <w:t xml:space="preserve"> González</w:t>
             </w:r>
           </w:p>
         </w:tc>
@@ -11509,6 +11513,10 @@
 </file>
 
 <file path=customXml/item1.xml><?xml version="1.0" encoding="utf-8"?>
+<b:Sources xmlns:b="http://schemas.openxmlformats.org/officeDocument/2006/bibliography" xmlns="http://schemas.openxmlformats.org/officeDocument/2006/bibliography" SelectedStyle="\APASixthEditionOfficeOnline.xsl" StyleName="APA" Version="6"/>
+</file>
+
+<file path=customXml/item2.xml><?xml version="1.0" encoding="utf-8"?>
 <?mso-contentType ?>
 <FormTemplates xmlns="http://schemas.microsoft.com/sharepoint/v3/contenttype/forms">
   <Display>DocumentLibraryForm</Display>
@@ -11517,24 +11525,9 @@
 </FormTemplates>
 </file>
 
-<file path=customXml/item2.xml><?xml version="1.0" encoding="utf-8"?>
-<b:Sources xmlns:b="http://schemas.openxmlformats.org/officeDocument/2006/bibliography" xmlns="http://schemas.openxmlformats.org/officeDocument/2006/bibliography" SelectedStyle="\APASixthEditionOfficeOnline.xsl" StyleName="APA" Version="6"/>
-</file>
-
 <file path=customXml/item3.xml><?xml version="1.0" encoding="utf-8"?>
-<p:properties xmlns:p="http://schemas.microsoft.com/office/2006/metadata/properties" xmlns:xsi="http://www.w3.org/2001/XMLSchema-instance" xmlns:pc="http://schemas.microsoft.com/office/infopath/2007/PartnerControls">
-  <documentManagement>
-    <TaxCatchAll xmlns="285d351f-f218-493a-825f-85a9dfbde315" xsi:nil="true"/>
-    <lcf76f155ced4ddcb4097134ff3c332f xmlns="55abea07-cd72-4a95-add0-1082a24cf9e9">
-      <Terms xmlns="http://schemas.microsoft.com/office/infopath/2007/PartnerControls"/>
-    </lcf76f155ced4ddcb4097134ff3c332f>
-  </documentManagement>
-</p:properties>
-</file>
-
-<file path=customXml/item4.xml><?xml version="1.0" encoding="utf-8"?>
-<ct:contentTypeSchema xmlns:ct="http://schemas.microsoft.com/office/2006/metadata/contentType" xmlns:ma="http://schemas.microsoft.com/office/2006/metadata/properties/metaAttributes" ct:_="" ma:_="" ma:contentTypeName="Documento" ma:contentTypeID="0x0101005D7421CBAB376F47AC1876466873BE0C" ma:contentTypeVersion="11" ma:contentTypeDescription="Crear nuevo documento." ma:contentTypeScope="" ma:versionID="2b4f891a1a5ad88e3e621500c8553ae4">
-  <xsd:schema xmlns:xsd="http://www.w3.org/2001/XMLSchema" xmlns:xs="http://www.w3.org/2001/XMLSchema" xmlns:p="http://schemas.microsoft.com/office/2006/metadata/properties" xmlns:ns2="55abea07-cd72-4a95-add0-1082a24cf9e9" xmlns:ns3="285d351f-f218-493a-825f-85a9dfbde315" targetNamespace="http://schemas.microsoft.com/office/2006/metadata/properties" ma:root="true" ma:fieldsID="4883b2e7c543eac85f1b7e21127c6f20" ns2:_="" ns3:_="">
+<ct:contentTypeSchema xmlns:ct="http://schemas.microsoft.com/office/2006/metadata/contentType" xmlns:ma="http://schemas.microsoft.com/office/2006/metadata/properties/metaAttributes" ct:_="" ma:_="" ma:contentTypeName="Documento" ma:contentTypeID="0x0101005D7421CBAB376F47AC1876466873BE0C" ma:contentTypeVersion="11" ma:contentTypeDescription="Crear nuevo documento." ma:contentTypeScope="" ma:versionID="c15d8ec802c26ac14d26a130a7e330ba">
+  <xsd:schema xmlns:xsd="http://www.w3.org/2001/XMLSchema" xmlns:xs="http://www.w3.org/2001/XMLSchema" xmlns:p="http://schemas.microsoft.com/office/2006/metadata/properties" xmlns:ns2="55abea07-cd72-4a95-add0-1082a24cf9e9" xmlns:ns3="285d351f-f218-493a-825f-85a9dfbde315" targetNamespace="http://schemas.microsoft.com/office/2006/metadata/properties" ma:root="true" ma:fieldsID="aaa88af0ed338276ebe02f0d1437fb40" ns2:_="" ns3:_="">
     <xsd:import namespace="55abea07-cd72-4a95-add0-1082a24cf9e9"/>
     <xsd:import namespace="285d351f-f218-493a-825f-85a9dfbde315"/>
     <xsd:element name="properties">
@@ -11727,7 +11720,26 @@
 </ct:contentTypeSchema>
 </file>
 
+<file path=customXml/item4.xml><?xml version="1.0" encoding="utf-8"?>
+<p:properties xmlns:p="http://schemas.microsoft.com/office/2006/metadata/properties" xmlns:xsi="http://www.w3.org/2001/XMLSchema-instance" xmlns:pc="http://schemas.microsoft.com/office/infopath/2007/PartnerControls">
+  <documentManagement>
+    <TaxCatchAll xmlns="285d351f-f218-493a-825f-85a9dfbde315" xsi:nil="true"/>
+    <lcf76f155ced4ddcb4097134ff3c332f xmlns="55abea07-cd72-4a95-add0-1082a24cf9e9">
+      <Terms xmlns="http://schemas.microsoft.com/office/infopath/2007/PartnerControls"/>
+    </lcf76f155ced4ddcb4097134ff3c332f>
+  </documentManagement>
+</p:properties>
+</file>
+
 <file path=customXml/itemProps1.xml><?xml version="1.0" encoding="utf-8"?>
+<ds:datastoreItem xmlns:ds="http://schemas.openxmlformats.org/officeDocument/2006/customXml" ds:itemID="{A9F2CEBA-C824-4C86-81A8-E32CBD0EB92D}">
+  <ds:schemaRefs>
+    <ds:schemaRef ds:uri="http://schemas.openxmlformats.org/officeDocument/2006/bibliography"/>
+  </ds:schemaRefs>
+</ds:datastoreItem>
+</file>
+
+<file path=customXml/itemProps2.xml><?xml version="1.0" encoding="utf-8"?>
 <ds:datastoreItem xmlns:ds="http://schemas.openxmlformats.org/officeDocument/2006/customXml" ds:itemID="{D00A4A46-BDBD-48AC-87B9-2BA42D9CC06F}">
   <ds:schemaRefs>
     <ds:schemaRef ds:uri="http://schemas.microsoft.com/sharepoint/v3/contenttype/forms"/>
@@ -11735,25 +11747,17 @@
 </ds:datastoreItem>
 </file>
 
-<file path=customXml/itemProps2.xml><?xml version="1.0" encoding="utf-8"?>
-<ds:datastoreItem xmlns:ds="http://schemas.openxmlformats.org/officeDocument/2006/customXml" ds:itemID="{A9F2CEBA-C824-4C86-81A8-E32CBD0EB92D}">
-  <ds:schemaRefs>
-    <ds:schemaRef ds:uri="http://schemas.openxmlformats.org/officeDocument/2006/bibliography"/>
-  </ds:schemaRefs>
-</ds:datastoreItem>
+<file path=customXml/itemProps3.xml><?xml version="1.0" encoding="utf-8"?>
+<ds:datastoreItem xmlns:ds="http://schemas.openxmlformats.org/officeDocument/2006/customXml" ds:itemID="{48057FD7-BAC3-437E-955D-5FD5F7C140F9}"/>
 </file>
 
-<file path=customXml/itemProps3.xml><?xml version="1.0" encoding="utf-8"?>
+<file path=customXml/itemProps4.xml><?xml version="1.0" encoding="utf-8"?>
 <ds:datastoreItem xmlns:ds="http://schemas.openxmlformats.org/officeDocument/2006/customXml" ds:itemID="{26259216-AD86-464A-AEAD-95B1F9E17392}">
   <ds:schemaRefs>
     <ds:schemaRef ds:uri="http://schemas.microsoft.com/office/2006/metadata/properties"/>
     <ds:schemaRef ds:uri="http://schemas.microsoft.com/office/infopath/2007/PartnerControls"/>
-    <ds:schemaRef ds:uri="cb45339b-ced9-4d0d-8f64-77573914d53b"/>
-    <ds:schemaRef ds:uri="43a3ca16-9c26-4813-b83f-4aec9927b43f"/>
+    <ds:schemaRef ds:uri="285d351f-f218-493a-825f-85a9dfbde315"/>
+    <ds:schemaRef ds:uri="55abea07-cd72-4a95-add0-1082a24cf9e9"/>
   </ds:schemaRefs>
 </ds:datastoreItem>
-</file>
-
-<file path=customXml/itemProps4.xml><?xml version="1.0" encoding="utf-8"?>
-<ds:datastoreItem xmlns:ds="http://schemas.openxmlformats.org/officeDocument/2006/customXml" ds:itemID="{BB874D0A-8A9A-4C76-B1A7-0FAACF7DFC40}"/>
 </file>
--- a/fuentes/CF1_62650004_DU.docx
+++ b/fuentes/CF1_62650004_DU.docx
@@ -4121,20 +4121,19 @@
         </w:rPr>
         <w:t xml:space="preserve">Fuente: </w:t>
       </w:r>
-      <w:hyperlink r:id="rId19" w:history="1">
-        <w:r>
-          <w:rPr>
-            <w:rStyle w:val="Hipervnculo"/>
-            <w:lang w:val="es-419" w:eastAsia="es-CO"/>
-          </w:rPr>
-          <w:t>https://www.ucipfg.com/Repositorio/MGTS/MGTS15/MGTSV15-07/semana2/LS2.1.pdf</w:t>
-        </w:r>
-      </w:hyperlink>
-      <w:r>
-        <w:rPr>
-          <w:lang w:val="es-419" w:eastAsia="es-CO"/>
-        </w:rPr>
-        <w:t xml:space="preserve"> </w:t>
+      <w:proofErr w:type="spellStart"/>
+      <w:r>
+        <w:rPr>
+          <w:lang w:val="es-419" w:eastAsia="es-CO"/>
+        </w:rPr>
+        <w:t>Socatelli</w:t>
+      </w:r>
+      <w:proofErr w:type="spellEnd"/>
+      <w:r>
+        <w:rPr>
+          <w:lang w:val="es-419" w:eastAsia="es-CO"/>
+        </w:rPr>
+        <w:t xml:space="preserve"> P, (2013).</w:t>
       </w:r>
     </w:p>
     <w:p>
@@ -4494,7 +4493,7 @@
                     </pic:cNvPicPr>
                   </pic:nvPicPr>
                   <pic:blipFill>
-                    <a:blip r:embed="rId20">
+                    <a:blip r:embed="rId19">
                       <a:extLst>
                         <a:ext uri="{28A0092B-C50C-407E-A947-70E740481C1C}">
                           <a14:useLocalDpi xmlns:a14="http://schemas.microsoft.com/office/drawing/2010/main" val="0"/>
@@ -4538,20 +4537,8 @@
         </w:rPr>
         <w:t xml:space="preserve">Fuente: </w:t>
       </w:r>
-      <w:hyperlink r:id="rId21" w:history="1">
-        <w:r>
-          <w:rPr>
-            <w:rStyle w:val="Hipervnculo"/>
-            <w:lang w:val="es-419" w:eastAsia="es-CO"/>
-          </w:rPr>
-          <w:t>https://turismoysostenibilidad.wordpress.com/2013/10/24/cadena-de-valor-en-turismo/</w:t>
-        </w:r>
-      </w:hyperlink>
-      <w:r>
-        <w:rPr>
-          <w:lang w:val="es-419" w:eastAsia="es-CO"/>
-        </w:rPr>
-        <w:t xml:space="preserve"> </w:t>
+      <w:r>
+        <w:t>Martín, (2013).</w:t>
       </w:r>
     </w:p>
     <w:p>
@@ -4577,14 +4564,14 @@
         <w:rPr>
           <w:lang w:val="es-419" w:eastAsia="es-CO"/>
         </w:rPr>
-        <w:t xml:space="preserve">Por ello, cualquier iniciativa orientada al desarrollo de una cadena de valor debe partir de un análisis detallado del mercado turístico, evaluando las oportunidades comerciales reales y sostenibles para estos actores. Este enfoque no solo permite </w:t>
+        <w:t xml:space="preserve">Por ello, cualquier iniciativa orientada al desarrollo de una cadena de valor debe partir de un análisis detallado del mercado turístico, evaluando las oportunidades comerciales reales y sostenibles para estos actores. Este enfoque no solo permite fomentar la inclusión productiva, sino que también contribuye al fortalecimiento del </w:t>
       </w:r>
       <w:r>
         <w:rPr>
           <w:lang w:val="es-419" w:eastAsia="es-CO"/>
         </w:rPr>
         <w:lastRenderedPageBreak/>
-        <w:t>fomentar la inclusión productiva, sino que también contribuye al fortalecimiento del tejido social y económico de los destinos turísticos, impulsando su desarrollo sostenible.</w:t>
+        <w:t>tejido social y económico de los destinos turísticos, impulsando su desarrollo sostenible.</w:t>
       </w:r>
     </w:p>
     <w:p>
@@ -4631,6 +4618,13 @@
         </w:rPr>
         <w:t>.</w:t>
       </w:r>
+    </w:p>
+    <w:p>
+      <w:pPr>
+        <w:rPr>
+          <w:lang w:val="es-419" w:eastAsia="es-CO"/>
+        </w:rPr>
+      </w:pPr>
     </w:p>
     <w:p>
       <w:pPr>
@@ -4675,7 +4669,7 @@
                     </pic:cNvPicPr>
                   </pic:nvPicPr>
                   <pic:blipFill>
-                    <a:blip r:embed="rId22">
+                    <a:blip r:embed="rId20">
                       <a:extLst>
                         <a:ext uri="{28A0092B-C50C-407E-A947-70E740481C1C}">
                           <a14:useLocalDpi xmlns:a14="http://schemas.microsoft.com/office/drawing/2010/main" val="0"/>
@@ -4719,58 +4713,46 @@
       <w:r>
         <w:t xml:space="preserve"> </w:t>
       </w:r>
-      <w:hyperlink r:id="rId23" w:history="1">
-        <w:r>
-          <w:rPr>
-            <w:rStyle w:val="Hipervnculo"/>
-            <w:lang w:val="es-419" w:eastAsia="es-CO"/>
-          </w:rPr>
-          <w:t>https://turismoysostenibilidad.wordpress.com/2013/10/24/cadena-de-valor-en-turismo/</w:t>
-        </w:r>
-      </w:hyperlink>
+      <w:r>
+        <w:t>Martín, (2013).</w:t>
+      </w:r>
+    </w:p>
+    <w:p>
+      <w:pPr>
+        <w:rPr>
+          <w:b/>
+          <w:bCs/>
+          <w:lang w:val="es-419" w:eastAsia="es-CO"/>
+        </w:rPr>
+      </w:pPr>
+      <w:r>
+        <w:rPr>
+          <w:b/>
+          <w:bCs/>
+          <w:lang w:val="es-419" w:eastAsia="es-CO"/>
+        </w:rPr>
+        <w:t>Introducción al análisis de cadenas de valor de turismo</w:t>
+      </w:r>
+    </w:p>
+    <w:p>
+      <w:pPr>
+        <w:rPr>
+          <w:lang w:val="es-419" w:eastAsia="es-CO"/>
+        </w:rPr>
+      </w:pPr>
+      <w:r>
+        <w:rPr>
+          <w:lang w:val="es-419" w:eastAsia="es-CO"/>
+        </w:rPr>
+        <w:t>Para fortalecer el tema anteriormente abordado, se invita a consultar el siguiente video.</w:t>
+      </w:r>
       <w:r>
         <w:rPr>
           <w:lang w:val="es-419" w:eastAsia="es-CO"/>
         </w:rPr>
         <w:t xml:space="preserve"> </w:t>
       </w:r>
-    </w:p>
-    <w:p>
-      <w:pPr>
-        <w:rPr>
-          <w:b/>
-          <w:bCs/>
-          <w:lang w:val="es-419" w:eastAsia="es-CO"/>
-        </w:rPr>
-      </w:pPr>
-      <w:r>
-        <w:rPr>
-          <w:b/>
-          <w:bCs/>
-          <w:lang w:val="es-419" w:eastAsia="es-CO"/>
-        </w:rPr>
-        <w:t>Introducción al análisis de cadenas de valor de turismo</w:t>
-      </w:r>
-    </w:p>
-    <w:p>
-      <w:pPr>
-        <w:rPr>
-          <w:lang w:val="es-419" w:eastAsia="es-CO"/>
-        </w:rPr>
-      </w:pPr>
-      <w:r>
-        <w:rPr>
-          <w:lang w:val="es-419" w:eastAsia="es-CO"/>
-        </w:rPr>
-        <w:t>Para fortalecer el tema anteriormente abordado, se invita a consultar el siguiente video.</w:t>
-      </w:r>
-      <w:r>
-        <w:rPr>
-          <w:lang w:val="es-419" w:eastAsia="es-CO"/>
-        </w:rPr>
-        <w:t xml:space="preserve"> </w:t>
-      </w:r>
-      <w:hyperlink r:id="rId24" w:history="1">
+      <w:hyperlink r:id="rId21" w:history="1">
         <w:r>
           <w:rPr>
             <w:rStyle w:val="Hipervnculo"/>
@@ -6014,7 +5996,7 @@
                     </pic:cNvPicPr>
                   </pic:nvPicPr>
                   <pic:blipFill>
-                    <a:blip r:embed="rId25">
+                    <a:blip r:embed="rId22">
                       <a:extLst>
                         <a:ext uri="{28A0092B-C50C-407E-A947-70E740481C1C}">
                           <a14:useLocalDpi xmlns:a14="http://schemas.microsoft.com/office/drawing/2010/main" val="0"/>
@@ -6213,7 +6195,7 @@
             <w:pPr>
               <w:pStyle w:val="TextoTablas"/>
             </w:pPr>
-            <w:hyperlink r:id="rId26" w:history="1">
+            <w:hyperlink r:id="rId23" w:history="1">
               <w:r>
                 <w:rPr>
                   <w:rStyle w:val="Hipervnculo"/>
@@ -6286,7 +6268,7 @@
             <w:pPr>
               <w:pStyle w:val="TextoTablas"/>
             </w:pPr>
-            <w:hyperlink r:id="rId27" w:history="1">
+            <w:hyperlink r:id="rId24" w:history="1">
               <w:r>
                 <w:rPr>
                   <w:rStyle w:val="Hipervnculo"/>
@@ -6354,7 +6336,7 @@
             <w:pPr>
               <w:pStyle w:val="TextoTablas"/>
             </w:pPr>
-            <w:hyperlink r:id="rId28" w:anchor=":~:text=La%20cadena%20de%20valor%20del%20destino%20tur%C3%ADstico%20se%20puede%20definir,comercio%20electr%C3%B3nico%2D%20y%20los%20turistas" w:history="1">
+            <w:hyperlink r:id="rId25" w:anchor=":~:text=La%20cadena%20de%20valor%20del%20destino%20tur%C3%ADstico%20se%20puede%20definir,comercio%20electr%C3%B3nico%2D%20y%20los%20turistas" w:history="1">
               <w:r>
                 <w:rPr>
                   <w:rStyle w:val="Hipervnculo"/>
@@ -6898,7 +6880,7 @@
         </w:rPr>
         <w:t xml:space="preserve"> </w:t>
       </w:r>
-      <w:hyperlink r:id="rId29" w:anchor=":~:text=Un%20turista%20es%20una%20persona,%2C%20arqueol%C3%B3gico%2C%20religioso%2C%20etc" w:history="1">
+      <w:hyperlink r:id="rId26" w:anchor=":~:text=Un%20turista%20es%20una%20persona,%2C%20arqueol%C3%B3gico%2C%20religioso%2C%20etc" w:history="1">
         <w:r>
           <w:rPr>
             <w:rStyle w:val="Hipervnculo"/>
@@ -7017,7 +6999,7 @@
         </w:rPr>
         <w:t xml:space="preserve"> </w:t>
       </w:r>
-      <w:hyperlink r:id="rId30" w:anchor=":~:text=Los%20servicios%20tur%C3%ADsticos%20son%20el,%2C%20alimentaci%C3%B3n%2C%20transporte%20y%20gu%C3%ADa" w:history="1">
+      <w:hyperlink r:id="rId27" w:anchor=":~:text=Los%20servicios%20tur%C3%ADsticos%20son%20el,%2C%20alimentaci%C3%B3n%2C%20transporte%20y%20gu%C3%ADa" w:history="1">
         <w:r>
           <w:rPr>
             <w:rStyle w:val="Hipervnculo"/>
@@ -7090,7 +7072,7 @@
         </w:rPr>
         <w:t xml:space="preserve">SiteMinder. </w:t>
       </w:r>
-      <w:hyperlink r:id="rId31" w:anchor="-por-qu-estar-al-d-a-de-las-nuevas-tendencias-del-turismo-" w:history="1">
+      <w:hyperlink r:id="rId28" w:anchor="-por-qu-estar-al-d-a-de-las-nuevas-tendencias-del-turismo-" w:history="1">
         <w:r>
           <w:rPr>
             <w:rStyle w:val="Hipervnculo"/>
@@ -7150,7 +7132,7 @@
         </w:rPr>
         <w:t xml:space="preserve"> </w:t>
       </w:r>
-      <w:hyperlink r:id="rId32" w:history="1">
+      <w:hyperlink r:id="rId29" w:history="1">
         <w:r>
           <w:rPr>
             <w:rStyle w:val="Hipervnculo"/>
@@ -7234,7 +7216,7 @@
         </w:rPr>
         <w:t xml:space="preserve"> </w:t>
       </w:r>
-      <w:hyperlink r:id="rId33" w:history="1">
+      <w:hyperlink r:id="rId30" w:history="1">
         <w:r>
           <w:rPr>
             <w:rStyle w:val="Hipervnculo"/>
@@ -7294,7 +7276,6 @@
           <w14:ligatures w14:val="none"/>
         </w:rPr>
       </w:pPr>
-      <w:proofErr w:type="spellStart"/>
       <w:r>
         <w:rPr>
           <w:rFonts w:eastAsia="Times New Roman" w:cstheme="minorHAnsi"/>
@@ -7304,9 +7285,22 @@
           <w:lang w:eastAsia="es-CO"/>
           <w14:ligatures w14:val="none"/>
         </w:rPr>
-        <w:t>Socatelli</w:t>
-      </w:r>
-      <w:proofErr w:type="spellEnd"/>
+        <w:t xml:space="preserve">Martín, B. (2013, octubre 24). Cadena de valor en turismo. Turismo y Sostenibilidad. </w:t>
+      </w:r>
+      <w:hyperlink r:id="rId31" w:history="1">
+        <w:r>
+          <w:rPr>
+            <w:rStyle w:val="Hipervnculo"/>
+            <w:rFonts w:eastAsia="Times New Roman" w:cstheme="minorHAnsi"/>
+            <w:kern w:val="0"/>
+            <w:szCs w:val="28"/>
+            <w:bdr w:val="none" w:sz="0" w:space="0" w:color="auto" w:frame="1"/>
+            <w:lang w:eastAsia="es-CO"/>
+            <w14:ligatures w14:val="none"/>
+          </w:rPr>
+          <w:t>https://turismoysostenibilidad.wordpress.com/2013/10/24/cadena-de-valor-en-turismo/</w:t>
+        </w:r>
+      </w:hyperlink>
       <w:r>
         <w:rPr>
           <w:rFonts w:eastAsia="Times New Roman" w:cstheme="minorHAnsi"/>
@@ -7316,9 +7310,12 @@
           <w:lang w:eastAsia="es-CO"/>
           <w14:ligatures w14:val="none"/>
         </w:rPr>
-        <w:t xml:space="preserve"> P. M. A. (2013). </w:t>
-      </w:r>
-      <w:r>
+        <w:t xml:space="preserve"> </w:t>
+      </w:r>
+    </w:p>
+    <w:p>
+      <w:pPr>
+        <w:ind w:left="709" w:hanging="709"/>
         <w:rPr>
           <w:rFonts w:eastAsia="Times New Roman" w:cstheme="minorHAnsi"/>
           <w:kern w:val="0"/>
@@ -7327,8 +7324,7 @@
           <w:lang w:eastAsia="es-CO"/>
           <w14:ligatures w14:val="none"/>
         </w:rPr>
-        <w:t xml:space="preserve">Mercadeo aplicado al turismo: La comercialización de servicios, productos y destinos turísticos sostenibles (pp. 1–4). </w:t>
-      </w:r>
+      </w:pPr>
       <w:proofErr w:type="spellStart"/>
       <w:r>
         <w:rPr>
@@ -7339,7 +7335,7 @@
           <w:lang w:eastAsia="es-CO"/>
           <w14:ligatures w14:val="none"/>
         </w:rPr>
-        <w:t>Intermarck</w:t>
+        <w:t>Socatelli</w:t>
       </w:r>
       <w:proofErr w:type="spellEnd"/>
       <w:r>
@@ -7351,20 +7347,9 @@
           <w:lang w:eastAsia="es-CO"/>
           <w14:ligatures w14:val="none"/>
         </w:rPr>
-        <w:t xml:space="preserve"> – Consultores en Turismo.</w:t>
-      </w:r>
-      <w:r>
-        <w:rPr>
-          <w:rFonts w:eastAsia="Times New Roman" w:cstheme="minorHAnsi"/>
-          <w:kern w:val="0"/>
-          <w:szCs w:val="28"/>
-          <w:bdr w:val="none" w:sz="0" w:space="0" w:color="auto" w:frame="1"/>
-          <w:lang w:eastAsia="es-CO"/>
-          <w14:ligatures w14:val="none"/>
-        </w:rPr>
-        <w:t xml:space="preserve"> </w:t>
-      </w:r>
-      <w:hyperlink r:id="rId34" w:history="1">
+        <w:t xml:space="preserve"> P., M. A. (2013). Mercadeo aplicado al turismo: La comercialización de servicios, productos y destinos turísticos sostenibles. Universidad Estatal a Distancia (UNED). </w:t>
+      </w:r>
+      <w:hyperlink r:id="rId32" w:history="1">
         <w:r>
           <w:rPr>
             <w:rStyle w:val="Hipervnculo"/>
@@ -7402,6 +7387,7 @@
           <w14:ligatures w14:val="none"/>
         </w:rPr>
       </w:pPr>
+      <w:proofErr w:type="spellStart"/>
       <w:r>
         <w:rPr>
           <w:rFonts w:eastAsia="Times New Roman" w:cstheme="minorHAnsi"/>
@@ -7411,9 +7397,9 @@
           <w:lang w:eastAsia="es-CO"/>
           <w14:ligatures w14:val="none"/>
         </w:rPr>
-        <w:lastRenderedPageBreak/>
-        <w:t>Turismo y Sostenibilidad. (2013). Cadena de valor en turismo</w:t>
-      </w:r>
+        <w:t>Socatelli</w:t>
+      </w:r>
+      <w:proofErr w:type="spellEnd"/>
       <w:r>
         <w:rPr>
           <w:rFonts w:eastAsia="Times New Roman" w:cstheme="minorHAnsi"/>
@@ -7423,9 +7409,115 @@
           <w:lang w:eastAsia="es-CO"/>
           <w14:ligatures w14:val="none"/>
         </w:rPr>
+        <w:t xml:space="preserve"> P. M. A. (2013). </w:t>
+      </w:r>
+      <w:r>
+        <w:rPr>
+          <w:rFonts w:eastAsia="Times New Roman" w:cstheme="minorHAnsi"/>
+          <w:kern w:val="0"/>
+          <w:szCs w:val="28"/>
+          <w:bdr w:val="none" w:sz="0" w:space="0" w:color="auto" w:frame="1"/>
+          <w:lang w:eastAsia="es-CO"/>
+          <w14:ligatures w14:val="none"/>
+        </w:rPr>
+        <w:t xml:space="preserve">Mercadeo aplicado al turismo: La comercialización de servicios, productos y destinos turísticos sostenibles (pp. 1–4). </w:t>
+      </w:r>
+      <w:proofErr w:type="spellStart"/>
+      <w:r>
+        <w:rPr>
+          <w:rFonts w:eastAsia="Times New Roman" w:cstheme="minorHAnsi"/>
+          <w:kern w:val="0"/>
+          <w:szCs w:val="28"/>
+          <w:bdr w:val="none" w:sz="0" w:space="0" w:color="auto" w:frame="1"/>
+          <w:lang w:eastAsia="es-CO"/>
+          <w14:ligatures w14:val="none"/>
+        </w:rPr>
+        <w:t>Intermarck</w:t>
+      </w:r>
+      <w:proofErr w:type="spellEnd"/>
+      <w:r>
+        <w:rPr>
+          <w:rFonts w:eastAsia="Times New Roman" w:cstheme="minorHAnsi"/>
+          <w:kern w:val="0"/>
+          <w:szCs w:val="28"/>
+          <w:bdr w:val="none" w:sz="0" w:space="0" w:color="auto" w:frame="1"/>
+          <w:lang w:eastAsia="es-CO"/>
+          <w14:ligatures w14:val="none"/>
+        </w:rPr>
+        <w:t xml:space="preserve"> – Consultores en Turismo.</w:t>
+      </w:r>
+      <w:r>
+        <w:rPr>
+          <w:rFonts w:eastAsia="Times New Roman" w:cstheme="minorHAnsi"/>
+          <w:kern w:val="0"/>
+          <w:szCs w:val="28"/>
+          <w:bdr w:val="none" w:sz="0" w:space="0" w:color="auto" w:frame="1"/>
+          <w:lang w:eastAsia="es-CO"/>
+          <w14:ligatures w14:val="none"/>
+        </w:rPr>
+        <w:t xml:space="preserve"> </w:t>
+      </w:r>
+      <w:hyperlink r:id="rId33" w:history="1">
+        <w:r>
+          <w:rPr>
+            <w:rStyle w:val="Hipervnculo"/>
+            <w:rFonts w:eastAsia="Times New Roman" w:cstheme="minorHAnsi"/>
+            <w:kern w:val="0"/>
+            <w:szCs w:val="28"/>
+            <w:bdr w:val="none" w:sz="0" w:space="0" w:color="auto" w:frame="1"/>
+            <w:lang w:eastAsia="es-CO"/>
+            <w14:ligatures w14:val="none"/>
+          </w:rPr>
+          <w:t>https://www.ucipfg.com/Repositorio/MGTS/MGTS15/MGTSV15-07/semana2/LS2.1.pdf</w:t>
+        </w:r>
+      </w:hyperlink>
+      <w:r>
+        <w:rPr>
+          <w:rFonts w:eastAsia="Times New Roman" w:cstheme="minorHAnsi"/>
+          <w:kern w:val="0"/>
+          <w:szCs w:val="28"/>
+          <w:bdr w:val="none" w:sz="0" w:space="0" w:color="auto" w:frame="1"/>
+          <w:lang w:eastAsia="es-CO"/>
+          <w14:ligatures w14:val="none"/>
+        </w:rPr>
+        <w:t xml:space="preserve"> </w:t>
+      </w:r>
+    </w:p>
+    <w:p>
+      <w:pPr>
+        <w:ind w:left="709" w:hanging="709"/>
+        <w:rPr>
+          <w:rFonts w:eastAsia="Times New Roman" w:cstheme="minorHAnsi"/>
+          <w:kern w:val="0"/>
+          <w:szCs w:val="28"/>
+          <w:bdr w:val="none" w:sz="0" w:space="0" w:color="auto" w:frame="1"/>
+          <w:lang w:eastAsia="es-CO"/>
+          <w14:ligatures w14:val="none"/>
+        </w:rPr>
+      </w:pPr>
+      <w:r>
+        <w:rPr>
+          <w:rFonts w:eastAsia="Times New Roman" w:cstheme="minorHAnsi"/>
+          <w:kern w:val="0"/>
+          <w:szCs w:val="28"/>
+          <w:bdr w:val="none" w:sz="0" w:space="0" w:color="auto" w:frame="1"/>
+          <w:lang w:eastAsia="es-CO"/>
+          <w14:ligatures w14:val="none"/>
+        </w:rPr>
+        <w:t>Turismo y Sostenibilidad. (2013). Cadena de valor en turismo</w:t>
+      </w:r>
+      <w:r>
+        <w:rPr>
+          <w:rFonts w:eastAsia="Times New Roman" w:cstheme="minorHAnsi"/>
+          <w:kern w:val="0"/>
+          <w:szCs w:val="28"/>
+          <w:bdr w:val="none" w:sz="0" w:space="0" w:color="auto" w:frame="1"/>
+          <w:lang w:eastAsia="es-CO"/>
+          <w14:ligatures w14:val="none"/>
+        </w:rPr>
         <w:t xml:space="preserve">. </w:t>
       </w:r>
-      <w:hyperlink r:id="rId35" w:history="1">
+      <w:hyperlink r:id="rId34" w:history="1">
         <w:r>
           <w:rPr>
             <w:rStyle w:val="Hipervnculo"/>
@@ -7496,7 +7588,7 @@
         </w:rPr>
         <w:t xml:space="preserve"> </w:t>
       </w:r>
-      <w:hyperlink r:id="rId36" w:anchor=":~:text=y%20toma%20nota.-,%C2%BFQu%C3%A9%20es%20un%20servicio%20tur%C3%ADstico?,transporte%2C%20gu%C3%ADas%20tur%C3%ADsticas%20y%20m%C3%A1s" w:history="1">
+      <w:hyperlink r:id="rId35" w:anchor=":~:text=y%20toma%20nota.-,%C2%BFQu%C3%A9%20es%20un%20servicio%20tur%C3%ADstico?,transporte%2C%20gu%C3%ADas%20tur%C3%ADsticas%20y%20m%C3%A1s" w:history="1">
         <w:r>
           <w:rPr>
             <w:rStyle w:val="Hipervnculo"/>
@@ -8135,8 +8227,8 @@
       </w:pPr>
     </w:p>
     <w:sectPr>
-      <w:headerReference w:type="default" r:id="rId37"/>
-      <w:footerReference w:type="default" r:id="rId38"/>
+      <w:headerReference w:type="default" r:id="rId36"/>
+      <w:footerReference w:type="default" r:id="rId37"/>
       <w:pgSz w:w="12240" w:h="15840"/>
       <w:pgMar w:top="1701" w:right="1134" w:bottom="1134" w:left="1134" w:header="709" w:footer="737" w:gutter="0"/>
       <w:pgNumType w:start="1"/>
@@ -11748,7 +11840,7 @@
 </file>
 
 <file path=customXml/itemProps3.xml><?xml version="1.0" encoding="utf-8"?>
-<ds:datastoreItem xmlns:ds="http://schemas.openxmlformats.org/officeDocument/2006/customXml" ds:itemID="{48057FD7-BAC3-437E-955D-5FD5F7C140F9}"/>
+<ds:datastoreItem xmlns:ds="http://schemas.openxmlformats.org/officeDocument/2006/customXml" ds:itemID="{585A0CF9-205F-446B-A5C7-E61F7A059CCE}"/>
 </file>
 
 <file path=customXml/itemProps4.xml><?xml version="1.0" encoding="utf-8"?>

--- a/fuentes/CF1_62650004_DU.docx
+++ b/fuentes/CF1_62650004_DU.docx
@@ -7347,7 +7347,29 @@
           <w:lang w:eastAsia="es-CO"/>
           <w14:ligatures w14:val="none"/>
         </w:rPr>
-        <w:t xml:space="preserve"> P., M. A. (2013). Mercadeo aplicado al turismo: La comercialización de servicios, productos y destinos turísticos sostenibles. Universidad Estatal a Distancia (UNED). </w:t>
+        <w:t xml:space="preserve"> P., M. A. (2013). Mercadeo aplicado al turismo: La comercialización de servicios, productos y destinos turísticos sostenibles. Universidad Estatal a Distancia (UNED)</w:t>
+      </w:r>
+      <w:r>
+        <w:rPr>
+          <w:rFonts w:eastAsia="Times New Roman" w:cstheme="minorHAnsi"/>
+          <w:kern w:val="0"/>
+          <w:szCs w:val="28"/>
+          <w:bdr w:val="none" w:sz="0" w:space="0" w:color="auto" w:frame="1"/>
+          <w:lang w:eastAsia="es-CO"/>
+          <w14:ligatures w14:val="none"/>
+        </w:rPr>
+        <w:t>.</w:t>
+      </w:r>
+      <w:r>
+        <w:rPr>
+          <w:rFonts w:eastAsia="Times New Roman" w:cstheme="minorHAnsi"/>
+          <w:kern w:val="0"/>
+          <w:szCs w:val="28"/>
+          <w:bdr w:val="none" w:sz="0" w:space="0" w:color="auto" w:frame="1"/>
+          <w:lang w:eastAsia="es-CO"/>
+          <w14:ligatures w14:val="none"/>
+        </w:rPr>
+        <w:t xml:space="preserve"> </w:t>
       </w:r>
       <w:hyperlink r:id="rId32" w:history="1">
         <w:r>
@@ -7387,7 +7409,6 @@
           <w14:ligatures w14:val="none"/>
         </w:rPr>
       </w:pPr>
-      <w:proofErr w:type="spellStart"/>
       <w:r>
         <w:rPr>
           <w:rFonts w:eastAsia="Times New Roman" w:cstheme="minorHAnsi"/>
@@ -7397,9 +7418,8 @@
           <w:lang w:eastAsia="es-CO"/>
           <w14:ligatures w14:val="none"/>
         </w:rPr>
-        <w:t>Socatelli</w:t>
-      </w:r>
-      <w:proofErr w:type="spellEnd"/>
+        <w:t>Turismo y Sostenibilidad. (2013). Cadena de valor en turismo</w:t>
+      </w:r>
       <w:r>
         <w:rPr>
           <w:rFonts w:eastAsia="Times New Roman" w:cstheme="minorHAnsi"/>
@@ -7409,115 +7429,9 @@
           <w:lang w:eastAsia="es-CO"/>
           <w14:ligatures w14:val="none"/>
         </w:rPr>
-        <w:t xml:space="preserve"> P. M. A. (2013). </w:t>
-      </w:r>
-      <w:r>
-        <w:rPr>
-          <w:rFonts w:eastAsia="Times New Roman" w:cstheme="minorHAnsi"/>
-          <w:kern w:val="0"/>
-          <w:szCs w:val="28"/>
-          <w:bdr w:val="none" w:sz="0" w:space="0" w:color="auto" w:frame="1"/>
-          <w:lang w:eastAsia="es-CO"/>
-          <w14:ligatures w14:val="none"/>
-        </w:rPr>
-        <w:t xml:space="preserve">Mercadeo aplicado al turismo: La comercialización de servicios, productos y destinos turísticos sostenibles (pp. 1–4). </w:t>
-      </w:r>
-      <w:proofErr w:type="spellStart"/>
-      <w:r>
-        <w:rPr>
-          <w:rFonts w:eastAsia="Times New Roman" w:cstheme="minorHAnsi"/>
-          <w:kern w:val="0"/>
-          <w:szCs w:val="28"/>
-          <w:bdr w:val="none" w:sz="0" w:space="0" w:color="auto" w:frame="1"/>
-          <w:lang w:eastAsia="es-CO"/>
-          <w14:ligatures w14:val="none"/>
-        </w:rPr>
-        <w:t>Intermarck</w:t>
-      </w:r>
-      <w:proofErr w:type="spellEnd"/>
-      <w:r>
-        <w:rPr>
-          <w:rFonts w:eastAsia="Times New Roman" w:cstheme="minorHAnsi"/>
-          <w:kern w:val="0"/>
-          <w:szCs w:val="28"/>
-          <w:bdr w:val="none" w:sz="0" w:space="0" w:color="auto" w:frame="1"/>
-          <w:lang w:eastAsia="es-CO"/>
-          <w14:ligatures w14:val="none"/>
-        </w:rPr>
-        <w:t xml:space="preserve"> – Consultores en Turismo.</w:t>
-      </w:r>
-      <w:r>
-        <w:rPr>
-          <w:rFonts w:eastAsia="Times New Roman" w:cstheme="minorHAnsi"/>
-          <w:kern w:val="0"/>
-          <w:szCs w:val="28"/>
-          <w:bdr w:val="none" w:sz="0" w:space="0" w:color="auto" w:frame="1"/>
-          <w:lang w:eastAsia="es-CO"/>
-          <w14:ligatures w14:val="none"/>
-        </w:rPr>
-        <w:t xml:space="preserve"> </w:t>
+        <w:t xml:space="preserve">. </w:t>
       </w:r>
       <w:hyperlink r:id="rId33" w:history="1">
-        <w:r>
-          <w:rPr>
-            <w:rStyle w:val="Hipervnculo"/>
-            <w:rFonts w:eastAsia="Times New Roman" w:cstheme="minorHAnsi"/>
-            <w:kern w:val="0"/>
-            <w:szCs w:val="28"/>
-            <w:bdr w:val="none" w:sz="0" w:space="0" w:color="auto" w:frame="1"/>
-            <w:lang w:eastAsia="es-CO"/>
-            <w14:ligatures w14:val="none"/>
-          </w:rPr>
-          <w:t>https://www.ucipfg.com/Repositorio/MGTS/MGTS15/MGTSV15-07/semana2/LS2.1.pdf</w:t>
-        </w:r>
-      </w:hyperlink>
-      <w:r>
-        <w:rPr>
-          <w:rFonts w:eastAsia="Times New Roman" w:cstheme="minorHAnsi"/>
-          <w:kern w:val="0"/>
-          <w:szCs w:val="28"/>
-          <w:bdr w:val="none" w:sz="0" w:space="0" w:color="auto" w:frame="1"/>
-          <w:lang w:eastAsia="es-CO"/>
-          <w14:ligatures w14:val="none"/>
-        </w:rPr>
-        <w:t xml:space="preserve"> </w:t>
-      </w:r>
-    </w:p>
-    <w:p>
-      <w:pPr>
-        <w:ind w:left="709" w:hanging="709"/>
-        <w:rPr>
-          <w:rFonts w:eastAsia="Times New Roman" w:cstheme="minorHAnsi"/>
-          <w:kern w:val="0"/>
-          <w:szCs w:val="28"/>
-          <w:bdr w:val="none" w:sz="0" w:space="0" w:color="auto" w:frame="1"/>
-          <w:lang w:eastAsia="es-CO"/>
-          <w14:ligatures w14:val="none"/>
-        </w:rPr>
-      </w:pPr>
-      <w:r>
-        <w:rPr>
-          <w:rFonts w:eastAsia="Times New Roman" w:cstheme="minorHAnsi"/>
-          <w:kern w:val="0"/>
-          <w:szCs w:val="28"/>
-          <w:bdr w:val="none" w:sz="0" w:space="0" w:color="auto" w:frame="1"/>
-          <w:lang w:eastAsia="es-CO"/>
-          <w14:ligatures w14:val="none"/>
-        </w:rPr>
-        <w:t>Turismo y Sostenibilidad. (2013). Cadena de valor en turismo</w:t>
-      </w:r>
-      <w:r>
-        <w:rPr>
-          <w:rFonts w:eastAsia="Times New Roman" w:cstheme="minorHAnsi"/>
-          <w:kern w:val="0"/>
-          <w:szCs w:val="28"/>
-          <w:bdr w:val="none" w:sz="0" w:space="0" w:color="auto" w:frame="1"/>
-          <w:lang w:eastAsia="es-CO"/>
-          <w14:ligatures w14:val="none"/>
-        </w:rPr>
-        <w:t xml:space="preserve">. </w:t>
-      </w:r>
-      <w:hyperlink r:id="rId34" w:history="1">
         <w:r>
           <w:rPr>
             <w:rStyle w:val="Hipervnculo"/>
@@ -7588,7 +7502,7 @@
         </w:rPr>
         <w:t xml:space="preserve"> </w:t>
       </w:r>
-      <w:hyperlink r:id="rId35" w:anchor=":~:text=y%20toma%20nota.-,%C2%BFQu%C3%A9%20es%20un%20servicio%20tur%C3%ADstico?,transporte%2C%20gu%C3%ADas%20tur%C3%ADsticas%20y%20m%C3%A1s" w:history="1">
+      <w:hyperlink r:id="rId34" w:anchor=":~:text=y%20toma%20nota.-,%C2%BFQu%C3%A9%20es%20un%20servicio%20tur%C3%ADstico?,transporte%2C%20gu%C3%ADas%20tur%C3%ADsticas%20y%20m%C3%A1s" w:history="1">
         <w:r>
           <w:rPr>
             <w:rStyle w:val="Hipervnculo"/>
@@ -8227,8 +8141,8 @@
       </w:pPr>
     </w:p>
     <w:sectPr>
-      <w:headerReference w:type="default" r:id="rId36"/>
-      <w:footerReference w:type="default" r:id="rId37"/>
+      <w:headerReference w:type="default" r:id="rId35"/>
+      <w:footerReference w:type="default" r:id="rId36"/>
       <w:pgSz w:w="12240" w:h="15840"/>
       <w:pgMar w:top="1701" w:right="1134" w:bottom="1134" w:left="1134" w:header="709" w:footer="737" w:gutter="0"/>
       <w:pgNumType w:start="1"/>
@@ -11618,8 +11532,8 @@
 </file>
 
 <file path=customXml/item3.xml><?xml version="1.0" encoding="utf-8"?>
-<ct:contentTypeSchema xmlns:ct="http://schemas.microsoft.com/office/2006/metadata/contentType" xmlns:ma="http://schemas.microsoft.com/office/2006/metadata/properties/metaAttributes" ct:_="" ma:_="" ma:contentTypeName="Documento" ma:contentTypeID="0x0101005D7421CBAB376F47AC1876466873BE0C" ma:contentTypeVersion="11" ma:contentTypeDescription="Crear nuevo documento." ma:contentTypeScope="" ma:versionID="c15d8ec802c26ac14d26a130a7e330ba">
-  <xsd:schema xmlns:xsd="http://www.w3.org/2001/XMLSchema" xmlns:xs="http://www.w3.org/2001/XMLSchema" xmlns:p="http://schemas.microsoft.com/office/2006/metadata/properties" xmlns:ns2="55abea07-cd72-4a95-add0-1082a24cf9e9" xmlns:ns3="285d351f-f218-493a-825f-85a9dfbde315" targetNamespace="http://schemas.microsoft.com/office/2006/metadata/properties" ma:root="true" ma:fieldsID="aaa88af0ed338276ebe02f0d1437fb40" ns2:_="" ns3:_="">
+<ct:contentTypeSchema xmlns:ct="http://schemas.microsoft.com/office/2006/metadata/contentType" xmlns:ma="http://schemas.microsoft.com/office/2006/metadata/properties/metaAttributes" ct:_="" ma:_="" ma:contentTypeName="Documento" ma:contentTypeID="0x0101005D7421CBAB376F47AC1876466873BE0C" ma:contentTypeVersion="11" ma:contentTypeDescription="Crear nuevo documento." ma:contentTypeScope="" ma:versionID="c355e60b4cde5dbb71daba652f90dcaf">
+  <xsd:schema xmlns:xsd="http://www.w3.org/2001/XMLSchema" xmlns:xs="http://www.w3.org/2001/XMLSchema" xmlns:p="http://schemas.microsoft.com/office/2006/metadata/properties" xmlns:ns2="55abea07-cd72-4a95-add0-1082a24cf9e9" xmlns:ns3="285d351f-f218-493a-825f-85a9dfbde315" targetNamespace="http://schemas.microsoft.com/office/2006/metadata/properties" ma:root="true" ma:fieldsID="af45bf235921137d7bf462656222ea5a" ns2:_="" ns3:_="">
     <xsd:import namespace="55abea07-cd72-4a95-add0-1082a24cf9e9"/>
     <xsd:import namespace="285d351f-f218-493a-825f-85a9dfbde315"/>
     <xsd:element name="properties">
@@ -11840,7 +11754,7 @@
 </file>
 
 <file path=customXml/itemProps3.xml><?xml version="1.0" encoding="utf-8"?>
-<ds:datastoreItem xmlns:ds="http://schemas.openxmlformats.org/officeDocument/2006/customXml" ds:itemID="{585A0CF9-205F-446B-A5C7-E61F7A059CCE}"/>
+<ds:datastoreItem xmlns:ds="http://schemas.openxmlformats.org/officeDocument/2006/customXml" ds:itemID="{778471B7-C508-4737-A5DD-8B9A256FFEE7}"/>
 </file>
 
 <file path=customXml/itemProps4.xml><?xml version="1.0" encoding="utf-8"?>
